--- a/04_支援会社提出パッケージ/01_regulations_word/22_whistleblowing_policy_draft.docx
+++ b/04_支援会社提出パッケージ/01_regulations_word/22_whistleblowing_policy_draft.docx
@@ -413,7 +413,7 @@
           <w:b w:val="0"/>
           <w:i w:val="0"/>
         </w:rPr>
-        <w:t>内部通報窓口は、管理部とする。</w:t>
+        <w:t>内部通報窓口及び内部通報担当者は、管理部とする。</w:t>
       </w:r>
     </w:p>
     <w:p>
@@ -428,7 +428,22 @@
           <w:b w:val="0"/>
           <w:i w:val="0"/>
         </w:rPr>
-        <w:t>会社は、必要に応じて、弁護士、社会保険労務士その他外部専門家を社外窓口として設置することができる。</w:t>
+        <w:t>会社は、必要に応じて、弁護士、社会保険労務士その他外部専門家を社外窓口として設置することができる。初期運用における外部相談先は、弁護士法人Oneasiaの越路先生を前提とする。</w:t>
+      </w:r>
+    </w:p>
+    <w:p>
+      <w:pPr>
+        <w:pStyle w:val="ListNumber"/>
+        <w:spacing w:before="0" w:after="160" w:line="280" w:lineRule="auto"/>
+        <w:ind w:left="720" w:hanging="360"/>
+      </w:pPr>
+      <w:r>
+        <w:rPr>
+          <w:rFonts w:ascii="Arial Unicode MS" w:hAnsi="Arial Unicode MS" w:eastAsia="Arial Unicode MS" w:cs="Arial Unicode MS"/>
+          <w:b w:val="0"/>
+          <w:i w:val="0"/>
+        </w:rPr>
+        <w:t>通報用メールアドレスは、当面、info@momo-gpt.comとする。</w:t>
       </w:r>
     </w:p>
     <w:p>
@@ -495,7 +510,7 @@
           <w:b w:val="0"/>
           <w:i w:val="0"/>
         </w:rPr>
-        <w:t>会社は、匿名通報も受け付けることができる。</w:t>
+        <w:t>会社は、匿名通報を受け付ける。</w:t>
       </w:r>
     </w:p>
     <w:p>
@@ -511,6 +526,21 @@
           <w:i w:val="0"/>
         </w:rPr>
         <w:t>匿名通報の場合、調査及び結果通知に制約が生じることがある。</w:t>
+      </w:r>
+    </w:p>
+    <w:p>
+      <w:pPr>
+        <w:pStyle w:val="ListNumber"/>
+        <w:spacing w:before="0" w:after="160" w:line="280" w:lineRule="auto"/>
+        <w:ind w:left="720" w:hanging="360"/>
+      </w:pPr>
+      <w:r>
+        <w:rPr>
+          <w:rFonts w:ascii="Arial Unicode MS" w:hAnsi="Arial Unicode MS" w:eastAsia="Arial Unicode MS" w:cs="Arial Unicode MS"/>
+          <w:b w:val="0"/>
+          <w:i w:val="0"/>
+        </w:rPr>
+        <w:t>匿名通報は、電子メール、書面その他会社が認める方法により受け付ける。</w:t>
       </w:r>
     </w:p>
     <w:p>
@@ -984,66 +1014,6 @@
           <w:b w:val="0"/>
           <w:i w:val="0"/>
         </w:rPr>
-        <w:t>内部通報窓口の担当者</w:t>
-      </w:r>
-    </w:p>
-    <w:p>
-      <w:pPr>
-        <w:pStyle w:val="ListBullet"/>
-        <w:spacing w:before="0" w:after="160" w:line="280" w:lineRule="auto"/>
-        <w:ind w:left="720" w:hanging="360"/>
-      </w:pPr>
-      <w:r>
-        <w:rPr>
-          <w:rFonts w:ascii="Arial Unicode MS" w:hAnsi="Arial Unicode MS" w:eastAsia="Arial Unicode MS" w:cs="Arial Unicode MS"/>
-          <w:b w:val="0"/>
-          <w:i w:val="0"/>
-        </w:rPr>
-        <w:t>社外窓口を設置するか</w:t>
-      </w:r>
-    </w:p>
-    <w:p>
-      <w:pPr>
-        <w:pStyle w:val="ListBullet"/>
-        <w:spacing w:before="0" w:after="160" w:line="280" w:lineRule="auto"/>
-        <w:ind w:left="720" w:hanging="360"/>
-      </w:pPr>
-      <w:r>
-        <w:rPr>
-          <w:rFonts w:ascii="Arial Unicode MS" w:hAnsi="Arial Unicode MS" w:eastAsia="Arial Unicode MS" w:cs="Arial Unicode MS"/>
-          <w:b w:val="0"/>
-          <w:i w:val="0"/>
-        </w:rPr>
-        <w:t>通報用メールアドレス</w:t>
-      </w:r>
-    </w:p>
-    <w:p>
-      <w:pPr>
-        <w:pStyle w:val="ListBullet"/>
-        <w:spacing w:before="0" w:after="160" w:line="280" w:lineRule="auto"/>
-        <w:ind w:left="720" w:hanging="360"/>
-      </w:pPr>
-      <w:r>
-        <w:rPr>
-          <w:rFonts w:ascii="Arial Unicode MS" w:hAnsi="Arial Unicode MS" w:eastAsia="Arial Unicode MS" w:cs="Arial Unicode MS"/>
-          <w:b w:val="0"/>
-          <w:i w:val="0"/>
-        </w:rPr>
-        <w:t>匿名通報を受け付ける方法</w:t>
-      </w:r>
-    </w:p>
-    <w:p>
-      <w:pPr>
-        <w:pStyle w:val="ListBullet"/>
-        <w:spacing w:before="0" w:after="160" w:line="280" w:lineRule="auto"/>
-        <w:ind w:left="720" w:hanging="360"/>
-      </w:pPr>
-      <w:r>
-        <w:rPr>
-          <w:rFonts w:ascii="Arial Unicode MS" w:hAnsi="Arial Unicode MS" w:eastAsia="Arial Unicode MS" w:cs="Arial Unicode MS"/>
-          <w:b w:val="0"/>
-          <w:i w:val="0"/>
-        </w:rPr>
         <w:t>通報対応従事者の指定方法</w:t>
       </w:r>
     </w:p>
@@ -1118,6 +1088,51 @@
           <w:i w:val="0"/>
         </w:rPr>
         <w:t>小規模組織であっても、上場準備上、窓口、守秘、不利益取扱い禁止、調査、是正、記録の仕組みを整備する。</w:t>
+      </w:r>
+    </w:p>
+    <w:p>
+      <w:pPr>
+        <w:pStyle w:val="ListBullet"/>
+        <w:spacing w:before="0" w:after="160" w:line="280" w:lineRule="auto"/>
+        <w:ind w:left="720" w:hanging="360"/>
+      </w:pPr>
+      <w:r>
+        <w:rPr>
+          <w:rFonts w:ascii="Arial Unicode MS" w:hAnsi="Arial Unicode MS" w:eastAsia="Arial Unicode MS" w:cs="Arial Unicode MS"/>
+          <w:b w:val="0"/>
+          <w:i w:val="0"/>
+        </w:rPr>
+        <w:t>内部通報担当者は管理部とする。</w:t>
+      </w:r>
+    </w:p>
+    <w:p>
+      <w:pPr>
+        <w:pStyle w:val="ListBullet"/>
+        <w:spacing w:before="0" w:after="160" w:line="280" w:lineRule="auto"/>
+        <w:ind w:left="720" w:hanging="360"/>
+      </w:pPr>
+      <w:r>
+        <w:rPr>
+          <w:rFonts w:ascii="Arial Unicode MS" w:hAnsi="Arial Unicode MS" w:eastAsia="Arial Unicode MS" w:cs="Arial Unicode MS"/>
+          <w:b w:val="0"/>
+          <w:i w:val="0"/>
+        </w:rPr>
+        <w:t>通報用メールアドレスはinfo@momo-gpt.comとする。</w:t>
+      </w:r>
+    </w:p>
+    <w:p>
+      <w:pPr>
+        <w:pStyle w:val="ListBullet"/>
+        <w:spacing w:before="0" w:after="160" w:line="280" w:lineRule="auto"/>
+        <w:ind w:left="720" w:hanging="360"/>
+      </w:pPr>
+      <w:r>
+        <w:rPr>
+          <w:rFonts w:ascii="Arial Unicode MS" w:hAnsi="Arial Unicode MS" w:eastAsia="Arial Unicode MS" w:cs="Arial Unicode MS"/>
+          <w:b w:val="0"/>
+          <w:i w:val="0"/>
+        </w:rPr>
+        <w:t>外部相談先は、弁護士法人Oneasiaの越路先生を前提とする。</w:t>
       </w:r>
     </w:p>
     <w:sectPr>
